--- a/Docs/architecture & execution/SYSTEM ARCHITECTURE & EXECUTION FLOW.docx
+++ b/Docs/architecture & execution/SYSTEM ARCHITECTURE & EXECUTION FLOW.docx
@@ -753,7 +753,28 @@
           </mc:Choice>
           <mc:Fallback>
             <w:pict>
-              <v:shape w14:anchorId="314EBBA2" id="Right Brace 8" o:spid="_x0000_s1026" type="#_x0000_t88" style="position:absolute;margin-left:67.4pt;margin-top:10.1pt;width:18.9pt;height:38.3pt;rotation:90;z-index:251682816;visibility:visible;mso-wrap-style:square;mso-width-percent:0;mso-height-percent:0;mso-wrap-distance-left:9pt;mso-wrap-distance-top:0;mso-wrap-distance-right:9pt;mso-wrap-distance-bottom:0;mso-position-horizontal:absolute;mso-position-horizontal-relative:margin;mso-position-vertical:absolute;mso-position-vertical-relative:text;mso-width-percent:0;mso-height-percent:0;mso-width-relative:margin;mso-height-relative:margin;v-text-anchor:middle" o:gfxdata="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" adj="889" strokecolor="#156082 [3204]" strokeweight="1.5pt">
+              <v:shapetype w14:anchorId="314EBBA2" id="_x0000_t88" coordsize="21600,21600" o:spt="88" adj="1800,10800" path="m,qx10800@0l10800@2qy21600@11,10800@3l10800@1qy,21600e" filled="f">
+                <v:formulas>
+                  <v:f eqn="val #0"/>
+                  <v:f eqn="sum 21600 0 #0"/>
+                  <v:f eqn="sum #1 0 #0"/>
+                  <v:f eqn="sum #1 #0 0"/>
+                  <v:f eqn="prod #0 9598 32768"/>
+                  <v:f eqn="sum 21600 0 @4"/>
+                  <v:f eqn="sum 21600 0 #1"/>
+                  <v:f eqn="min #1 @6"/>
+                  <v:f eqn="prod @7 1 2"/>
+                  <v:f eqn="prod #0 2 1"/>
+                  <v:f eqn="sum 21600 0 @9"/>
+                  <v:f eqn="val #1"/>
+                </v:formulas>
+                <v:path arrowok="t" o:connecttype="custom" o:connectlocs="0,0;21600,@11;0,21600" textboxrect="0,@4,7637,@5"/>
+                <v:handles>
+                  <v:h position="center,#0" yrange="0,@8"/>
+                  <v:h position="bottomRight,#1" yrange="@9,@10"/>
+                </v:handles>
+              </v:shapetype>
+              <v:shape id="Right Brace 8" o:spid="_x0000_s1026" type="#_x0000_t88" style="position:absolute;margin-left:67.4pt;margin-top:10.1pt;width:18.9pt;height:38.3pt;rotation:90;z-index:251682816;visibility:visible;mso-wrap-style:square;mso-width-percent:0;mso-height-percent:0;mso-wrap-distance-left:9pt;mso-wrap-distance-top:0;mso-wrap-distance-right:9pt;mso-wrap-distance-bottom:0;mso-position-horizontal:absolute;mso-position-horizontal-relative:margin;mso-position-vertical:absolute;mso-position-vertical-relative:text;mso-width-percent:0;mso-height-percent:0;mso-width-relative:margin;mso-height-relative:margin;v-text-anchor:middle" o:gfxdata="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" adj="889" strokecolor="#156082 [3204]" strokeweight="1.5pt">
                 <v:stroke joinstyle="miter"/>
                 <v:textbox>
                   <w:txbxContent>
@@ -898,6 +919,11 @@
     <w:p/>
     <w:p/>
     <w:p>
+      <w:r>
+        <w:t xml:space="preserve">                  </w:t>
+      </w:r>
+    </w:p>
+    <w:p>
       <w:pPr>
         <w:rPr>
           <w:rFonts w:ascii="Calibri" w:hAnsi="Calibri" w:cs="Calibri"/>
@@ -915,18 +941,18 @@
         <mc:AlternateContent>
           <mc:Choice Requires="wps">
             <w:drawing>
-              <wp:anchor distT="0" distB="0" distL="114300" distR="114300" simplePos="0" relativeHeight="251681792" behindDoc="0" locked="0" layoutInCell="1" allowOverlap="1" wp14:anchorId="53472D5F" wp14:editId="6CA484ED">
+              <wp:anchor distT="0" distB="0" distL="114300" distR="114300" simplePos="0" relativeHeight="251686912" behindDoc="0" locked="0" layoutInCell="1" allowOverlap="1" wp14:anchorId="4EBC6ACB" wp14:editId="7AB2DB39">
                 <wp:simplePos x="0" y="0"/>
                 <wp:positionH relativeFrom="column">
-                  <wp:posOffset>3106615</wp:posOffset>
+                  <wp:posOffset>3115733</wp:posOffset>
                 </wp:positionH>
                 <wp:positionV relativeFrom="paragraph">
-                  <wp:posOffset>124020</wp:posOffset>
+                  <wp:posOffset>112395</wp:posOffset>
                 </wp:positionV>
-                <wp:extent cx="949570" cy="0"/>
-                <wp:effectExtent l="0" t="76200" r="22225" b="95250"/>
+                <wp:extent cx="939800" cy="0"/>
+                <wp:effectExtent l="0" t="76200" r="12700" b="95250"/>
                 <wp:wrapNone/>
-                <wp:docPr id="2054370859" name="Straight Arrow Connector 7"/>
+                <wp:docPr id="1169219452" name="Straight Arrow Connector 12"/>
                 <wp:cNvGraphicFramePr/>
                 <a:graphic xmlns:a="http://schemas.openxmlformats.org/drawingml/2006/main">
                   <a:graphicData uri="http://schemas.microsoft.com/office/word/2010/wordprocessingShape">
@@ -935,7 +961,7 @@
                       <wps:spPr>
                         <a:xfrm>
                           <a:off x="0" y="0"/>
-                          <a:ext cx="949570" cy="0"/>
+                          <a:ext cx="939800" cy="0"/>
                         </a:xfrm>
                         <a:prstGeom prst="straightConnector1">
                           <a:avLst/>
@@ -967,11 +993,11 @@
           </mc:Choice>
           <mc:Fallback>
             <w:pict>
-              <v:shapetype w14:anchorId="39151488" id="_x0000_t32" coordsize="21600,21600" o:spt="32" o:oned="t" path="m,l21600,21600e" filled="f">
+              <v:shapetype w14:anchorId="4D1E72E4" id="_x0000_t32" coordsize="21600,21600" o:spt="32" o:oned="t" path="m,l21600,21600e" filled="f">
                 <v:path arrowok="t" fillok="f" o:connecttype="none"/>
                 <o:lock v:ext="edit" shapetype="t"/>
               </v:shapetype>
-              <v:shape id="Straight Arrow Connector 7" o:spid="_x0000_s1026" type="#_x0000_t32" style="position:absolute;margin-left:244.6pt;margin-top:9.75pt;width:74.75pt;height:0;z-index:251681792;visibility:visible;mso-wrap-style:square;mso-wrap-distance-left:9pt;mso-wrap-distance-top:0;mso-wrap-distance-right:9pt;mso-wrap-distance-bottom:0;mso-position-horizontal:absolute;mso-position-horizontal-relative:text;mso-position-vertical:absolute;mso-position-vertical-relative:text" o:gfxdata="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" strokecolor="#156082 [3204]" strokeweight="1.5pt">
+              <v:shape id="Straight Arrow Connector 12" o:spid="_x0000_s1026" type="#_x0000_t32" style="position:absolute;margin-left:245.35pt;margin-top:8.85pt;width:74pt;height:0;z-index:251686912;visibility:visible;mso-wrap-style:square;mso-wrap-distance-left:9pt;mso-wrap-distance-top:0;mso-wrap-distance-right:9pt;mso-wrap-distance-bottom:0;mso-position-horizontal:absolute;mso-position-horizontal-relative:text;mso-position-vertical:absolute;mso-position-vertical-relative:text" o:gfxdata="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" strokecolor="#156082 [3204]" strokeweight="1.5pt">
                 <v:stroke endarrow="block" joinstyle="miter"/>
               </v:shape>
             </w:pict>
@@ -986,18 +1012,18 @@
         <mc:AlternateContent>
           <mc:Choice Requires="wps">
             <w:drawing>
-              <wp:anchor distT="0" distB="0" distL="114300" distR="114300" simplePos="0" relativeHeight="251680768" behindDoc="0" locked="0" layoutInCell="1" allowOverlap="1" wp14:anchorId="7E8C7C1E" wp14:editId="6E828D32">
+              <wp:anchor distT="0" distB="0" distL="114300" distR="114300" simplePos="0" relativeHeight="251685888" behindDoc="0" locked="0" layoutInCell="1" allowOverlap="1" wp14:anchorId="5C3EAF81" wp14:editId="20C95339">
                 <wp:simplePos x="0" y="0"/>
                 <wp:positionH relativeFrom="column">
-                  <wp:posOffset>1307123</wp:posOffset>
+                  <wp:posOffset>1320800</wp:posOffset>
                 </wp:positionH>
                 <wp:positionV relativeFrom="paragraph">
-                  <wp:posOffset>124020</wp:posOffset>
+                  <wp:posOffset>120862</wp:posOffset>
                 </wp:positionV>
-                <wp:extent cx="345831" cy="0"/>
-                <wp:effectExtent l="0" t="76200" r="16510" b="95250"/>
+                <wp:extent cx="313267" cy="0"/>
+                <wp:effectExtent l="0" t="76200" r="10795" b="95250"/>
                 <wp:wrapNone/>
-                <wp:docPr id="322679311" name="Straight Arrow Connector 6"/>
+                <wp:docPr id="191620613" name="Straight Arrow Connector 11"/>
                 <wp:cNvGraphicFramePr/>
                 <a:graphic xmlns:a="http://schemas.openxmlformats.org/drawingml/2006/main">
                   <a:graphicData uri="http://schemas.microsoft.com/office/word/2010/wordprocessingShape">
@@ -1006,7 +1032,7 @@
                       <wps:spPr>
                         <a:xfrm>
                           <a:off x="0" y="0"/>
-                          <a:ext cx="345831" cy="0"/>
+                          <a:ext cx="313267" cy="0"/>
                         </a:xfrm>
                         <a:prstGeom prst="straightConnector1">
                           <a:avLst/>
@@ -1038,7 +1064,7 @@
           </mc:Choice>
           <mc:Fallback>
             <w:pict>
-              <v:shape w14:anchorId="79C35037" id="Straight Arrow Connector 6" o:spid="_x0000_s1026" type="#_x0000_t32" style="position:absolute;margin-left:102.9pt;margin-top:9.75pt;width:27.25pt;height:0;z-index:251680768;visibility:visible;mso-wrap-style:square;mso-wrap-distance-left:9pt;mso-wrap-distance-top:0;mso-wrap-distance-right:9pt;mso-wrap-distance-bottom:0;mso-position-horizontal:absolute;mso-position-horizontal-relative:text;mso-position-vertical:absolute;mso-position-vertical-relative:text" o:gfxdata="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" strokecolor="#156082 [3204]" strokeweight="1.5pt">
+              <v:shape w14:anchorId="71E4890B" id="Straight Arrow Connector 11" o:spid="_x0000_s1026" type="#_x0000_t32" style="position:absolute;margin-left:104pt;margin-top:9.5pt;width:24.65pt;height:0;z-index:251685888;visibility:visible;mso-wrap-style:square;mso-wrap-distance-left:9pt;mso-wrap-distance-top:0;mso-wrap-distance-right:9pt;mso-wrap-distance-bottom:0;mso-position-horizontal:absolute;mso-position-horizontal-relative:text;mso-position-vertical:absolute;mso-position-vertical-relative:text" o:gfxdata="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" strokecolor="#156082 [3204]" strokeweight="1.5pt">
                 <v:stroke endarrow="block" joinstyle="miter"/>
               </v:shape>
             </w:pict>
@@ -1046,7 +1072,13 @@
         </mc:AlternateContent>
       </w:r>
       <w:r>
-        <w:t xml:space="preserve">                      </w:t>
+        <w:t xml:space="preserve">                  </w:t>
+      </w:r>
+      <w:r>
+        <w:t xml:space="preserve"> </w:t>
+      </w:r>
+      <w:r>
+        <w:t xml:space="preserve">   </w:t>
       </w:r>
       <w:r>
         <w:rPr>
@@ -1450,7 +1482,7 @@
           </mc:Choice>
           <mc:Fallback>
             <w:pict>
-              <v:roundrect w14:anchorId="0F47281B" id="Rectangle: Rounded Corners 1" o:spid="_x0000_s1026" style="position:absolute;left:0;text-align:left;margin-left:0;margin-top:29pt;width:384.85pt;height:141.45pt;z-index:251669504;visibility:visible;mso-wrap-style:square;mso-height-percent:0;mso-wrap-distance-left:9pt;mso-wrap-distance-top:0;mso-wrap-distance-right:9pt;mso-wrap-distance-bottom:0;mso-position-horizontal:left;mso-position-horizontal-relative:margin;mso-position-vertical:absolute;mso-position-vertical-relative:text;mso-height-percent:0;mso-height-relative:margin;v-text-anchor:middle" arcsize="10923f" o:gfxdata="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" fillcolor="#156082 [3204]" strokecolor="#030e13 [484]" strokeweight="1.5pt">
+              <v:roundrect w14:anchorId="0F47281B" id="Rectangle: Rounded Corners 1" o:spid="_x0000_s1027" style="position:absolute;left:0;text-align:left;margin-left:0;margin-top:29pt;width:384.85pt;height:141.45pt;z-index:251669504;visibility:visible;mso-wrap-style:square;mso-height-percent:0;mso-wrap-distance-left:9pt;mso-wrap-distance-top:0;mso-wrap-distance-right:9pt;mso-wrap-distance-bottom:0;mso-position-horizontal:left;mso-position-horizontal-relative:margin;mso-position-vertical:absolute;mso-position-vertical-relative:text;mso-height-percent:0;mso-height-relative:margin;v-text-anchor:middle" arcsize="10923f" o:gfxdata="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" fillcolor="#156082 [3204]" strokecolor="#030e13 [484]" strokeweight="1.5pt">
                 <v:stroke joinstyle="miter"/>
                 <v:textbox>
                   <w:txbxContent>
@@ -2188,7 +2220,7 @@
           </mc:Choice>
           <mc:Fallback>
             <w:pict>
-              <v:roundrect w14:anchorId="56F9481E" id="Rectangle: Rounded Corners 2" o:spid="_x0000_s1027" style="position:absolute;left:0;text-align:left;margin-left:0;margin-top:25.3pt;width:490.25pt;height:472.25pt;z-index:251670528;visibility:visible;mso-wrap-style:square;mso-height-percent:0;mso-wrap-distance-left:9pt;mso-wrap-distance-top:0;mso-wrap-distance-right:9pt;mso-wrap-distance-bottom:0;mso-position-horizontal:left;mso-position-horizontal-relative:margin;mso-position-vertical:absolute;mso-position-vertical-relative:text;mso-height-percent:0;mso-height-relative:margin;v-text-anchor:middle" arcsize="10923f" o:gfxdata="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" fillcolor="#156082 [3204]" strokecolor="#030e13 [484]" strokeweight="1.5pt">
+              <v:roundrect w14:anchorId="56F9481E" id="Rectangle: Rounded Corners 2" o:spid="_x0000_s1028" style="position:absolute;left:0;text-align:left;margin-left:0;margin-top:25.3pt;width:490.25pt;height:472.25pt;z-index:251670528;visibility:visible;mso-wrap-style:square;mso-height-percent:0;mso-wrap-distance-left:9pt;mso-wrap-distance-top:0;mso-wrap-distance-right:9pt;mso-wrap-distance-bottom:0;mso-position-horizontal:left;mso-position-horizontal-relative:margin;mso-position-vertical:absolute;mso-position-vertical-relative:text;mso-height-percent:0;mso-height-relative:margin;v-text-anchor:middle" arcsize="10923f" o:gfxdata="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" fillcolor="#156082 [3204]" strokecolor="#030e13 [484]" strokeweight="1.5pt">
                 <v:stroke joinstyle="miter"/>
                 <v:textbox>
                   <w:txbxContent>
@@ -3403,7 +3435,7 @@
           </mc:Choice>
           <mc:Fallback>
             <w:pict>
-              <v:roundrect w14:anchorId="69B4355E" id="Rectangle: Rounded Corners 3" o:spid="_x0000_s1028" style="position:absolute;left:0;text-align:left;margin-left:0;margin-top:0;width:486.85pt;height:636pt;z-index:251671552;visibility:visible;mso-wrap-style:square;mso-height-percent:0;mso-wrap-distance-left:9pt;mso-wrap-distance-top:0;mso-wrap-distance-right:9pt;mso-wrap-distance-bottom:0;mso-position-horizontal:left;mso-position-horizontal-relative:margin;mso-position-vertical:absolute;mso-position-vertical-relative:text;mso-height-percent:0;mso-height-relative:margin;v-text-anchor:middle" arcsize="10923f" o:gfxdata="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" fillcolor="#156082 [3204]" strokecolor="#030e13 [484]" strokeweight="1.5pt">
+              <v:roundrect w14:anchorId="69B4355E" id="Rectangle: Rounded Corners 3" o:spid="_x0000_s1029" style="position:absolute;left:0;text-align:left;margin-left:0;margin-top:0;width:486.85pt;height:636pt;z-index:251671552;visibility:visible;mso-wrap-style:square;mso-height-percent:0;mso-wrap-distance-left:9pt;mso-wrap-distance-top:0;mso-wrap-distance-right:9pt;mso-wrap-distance-bottom:0;mso-position-horizontal:left;mso-position-horizontal-relative:margin;mso-position-vertical:absolute;mso-position-vertical-relative:text;mso-height-percent:0;mso-height-relative:margin;v-text-anchor:middle" arcsize="10923f" o:gfxdata="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" fillcolor="#156082 [3204]" strokecolor="#030e13 [484]" strokeweight="1.5pt">
                 <v:stroke joinstyle="miter"/>
                 <v:textbox>
                   <w:txbxContent>
